--- a/testakten/insolvenzrecht-eigenverwaltung-schutzschirm-medtech-jena/17_beschluss_ag_jena_vorlaeufige_eigenverwaltung.docx
+++ b/testakten/insolvenzrecht-eigenverwaltung-schutzschirm-medtech-jena/17_beschluss_ag_jena_vorlaeufige_eigenverwaltung.docx
@@ -25,27 +25,27 @@
     </w:p>
     <w:p>
       <w:r>
-        <w:t>In dem Insolvenzeroeffnungsverfahren ueber das Vermoegen der BioMetrik Jena GmbH ergeht folgender Beschluss:</w:t>
+        <w:t>In dem Insolvenzeröffnungsverfahren über das Vermögen der BioMetrik Jena GmbH ergeht folgender Beschluss:</w:t>
       </w:r>
     </w:p>
     <w:p>
       <w:r>
-        <w:t>1. Es wird angeordnet, dass die Schuldnerin unter Aufsicht eines vorlaeufigen Sachwalters die Verwaltungs- und Verfuegungsbefugnis ueber ihr Vermoegen behaelt (vorlaeufige Eigenverwaltung, § 270a InsO).</w:t>
+        <w:t>1. Die vorläufige Eigenverwaltung wird nach Paragraf 270b Absatz 1 InsO angeordnet. Die Schuldnerin behält unter Aufsicht des vorläufigen Sachwalters die Verwaltungs- und Verfügungsbefugnis über ihr Vermögen.</w:t>
       </w:r>
     </w:p>
     <w:p>
       <w:r>
-        <w:t>2. Zum vorlaeufigen Sachwalter wird Herr Rechtsanwalt Dr. Jonas Wehnert, Erfurt, bestellt.</w:t>
+        <w:t>2. Zum vorläufigen Sachwalter wird Herr Rechtsanwalt Dr. Jonas Wehnert, Erfurt, bestellt.</w:t>
       </w:r>
     </w:p>
     <w:p>
       <w:r>
-        <w:t>3. Der Schuldnerin wird aufgegeben, Masseverbindlichkeiten nur mit Zustimmung des vorlaeufigen Sachwalters einzugehen, soweit sie den gewoehnlichen Geschaeftsbetrieb ueberschreiten.</w:t>
+        <w:t>3. Die Schuldnerin soll Verbindlichkeiten, die nicht zum gewöhnlichen Geschäftsbetrieb gehören, nur mit Zustimmung des vorläufigen Sachwalters eingehen. Auch Verbindlichkeiten des gewöhnlichen Geschäftsbetriebs soll sie nicht eingehen, wenn der vorläufige Sachwalter widerspricht; Paragraf 275 Absatz 1 in Verbindung mit Paragraf 270b Absatz 1 InsO.</w:t>
       </w:r>
     </w:p>
     <w:p>
       <w:r>
-        <w:t>4. Die Frist zur Vorlage eines Insolvenzplans wird auf drei Monate ab heute bestimmt (§ 270d Abs. 1 Satz 2 InsO).</w:t>
+        <w:t>4. Die Frist zur Vorlage eines Insolvenzplans wird auf drei Monate ab heute bestimmt, Paragraf 270d Absatz 1 Satz 2 InsO.</w:t>
       </w:r>
     </w:p>
     <w:p/>
@@ -55,6 +55,8 @@
       </w:r>
     </w:p>
     <w:sectPr>
+      <w:headerReference w:type="default" r:id="rId9"/>
+      <w:footerReference w:type="default" r:id="rId10"/>
       <w:pgSz w:w="12240" w:h="15840"/>
       <w:pgMar w:top="1440" w:right="1800" w:bottom="1440" w:left="1800" w:header="720" w:footer="720" w:gutter="0"/>
       <w:cols w:space="720"/>
@@ -62,6 +64,26 @@
     </w:sectPr>
   </w:body>
 </w:document>
+</file>
+
+<file path=word/footer1.xml><?xml version="1.0" encoding="utf-8"?>
+<w:ftr xmlns:m="http://schemas.openxmlformats.org/officeDocument/2006/math" xmlns:mc="http://schemas.openxmlformats.org/markup-compatibility/2006" xmlns:mo="http://schemas.microsoft.com/office/mac/office/2008/main" xmlns:mv="urn:schemas-microsoft-com:mac:vml" xmlns:o="urn:schemas-microsoft-com:office:office" xmlns:r="http://schemas.openxmlformats.org/officeDocument/2006/relationships" xmlns:v="urn:schemas-microsoft-com:vml" xmlns:w10="urn:schemas-microsoft-com:office:word" xmlns:w14="http://schemas.microsoft.com/office/word/2010/wordml" xmlns:w="http://schemas.openxmlformats.org/wordprocessingml/2006/main" xmlns:wne="http://schemas.microsoft.com/office/word/2006/wordml" xmlns:wp14="http://schemas.microsoft.com/office/word/2010/wordprocessingDrawing" xmlns:wp="http://schemas.openxmlformats.org/drawingml/2006/wordprocessingDrawing" xmlns:wpc="http://schemas.microsoft.com/office/word/2010/wordprocessingCanvas" xmlns:wpg="http://schemas.microsoft.com/office/word/2010/wordprocessingGroup" xmlns:wpi="http://schemas.microsoft.com/office/word/2010/wordprocessingInk" xmlns:wps="http://schemas.microsoft.com/office/word/2010/wordprocessingShape" mc:Ignorable="w14 wp14">
+  <w:p>
+    <w:pPr>
+      <w:pStyle w:val="Footer"/>
+    </w:pPr>
+  </w:p>
+</w:ftr>
+</file>
+
+<file path=word/header1.xml><?xml version="1.0" encoding="utf-8"?>
+<w:hdr xmlns:m="http://schemas.openxmlformats.org/officeDocument/2006/math" xmlns:mc="http://schemas.openxmlformats.org/markup-compatibility/2006" xmlns:mo="http://schemas.microsoft.com/office/mac/office/2008/main" xmlns:mv="urn:schemas-microsoft-com:mac:vml" xmlns:o="urn:schemas-microsoft-com:office:office" xmlns:r="http://schemas.openxmlformats.org/officeDocument/2006/relationships" xmlns:v="urn:schemas-microsoft-com:vml" xmlns:w10="urn:schemas-microsoft-com:office:word" xmlns:w14="http://schemas.microsoft.com/office/word/2010/wordml" xmlns:w="http://schemas.openxmlformats.org/wordprocessingml/2006/main" xmlns:wne="http://schemas.microsoft.com/office/word/2006/wordml" xmlns:wp14="http://schemas.microsoft.com/office/word/2010/wordprocessingDrawing" xmlns:wp="http://schemas.openxmlformats.org/drawingml/2006/wordprocessingDrawing" xmlns:wpc="http://schemas.microsoft.com/office/word/2010/wordprocessingCanvas" xmlns:wpg="http://schemas.microsoft.com/office/word/2010/wordprocessingGroup" xmlns:wpi="http://schemas.microsoft.com/office/word/2010/wordprocessingInk" xmlns:wps="http://schemas.microsoft.com/office/word/2010/wordprocessingShape" mc:Ignorable="w14 wp14">
+  <w:p>
+    <w:pPr>
+      <w:pStyle w:val="Header"/>
+    </w:pPr>
+  </w:p>
+</w:hdr>
 </file>
 
 <file path=word/numbering.xml><?xml version="1.0" encoding="utf-8"?>
